--- a/resources/teacher/Folding-Chair-50-Period-Teaching-Program-v2.1-Network-Benchmark.docx
+++ b/resources/teacher/Folding-Chair-50-Period-Teaching-Program-v2.1-Network-Benchmark.docx
@@ -1,6 +1,6 @@
 
 <file path=word/document.xml><?xml version="1.0" encoding="utf-8"?>
-<w:document xmlns:wpc="http://schemas.microsoft.com/office/word/2010/wordprocessingCanvas" xmlns:cx="http://schemas.microsoft.com/office/drawing/2014/chartex" xmlns:cx1="http://schemas.microsoft.com/office/drawing/2015/9/8/chartex" xmlns:cx2="http://schemas.microsoft.com/office/drawing/2015/10/21/chartex" xmlns:cx3="http://schemas.microsoft.com/office/drawing/2016/5/9/chartex" xmlns:cx4="http://schemas.microsoft.com/office/drawing/2016/5/10/chartex" xmlns:cx5="http://schemas.microsoft.com/office/drawing/2016/5/11/chartex" xmlns:cx6="http://schemas.microsoft.com/office/drawing/2016/5/12/chartex" xmlns:cx7="http://schemas.microsoft.com/office/drawing/2016/5/13/chartex" xmlns:cx8="http://schemas.microsoft.com/office/drawing/2016/5/14/chartex" xmlns:mc="http://schemas.openxmlformats.org/markup-compatibility/2006" xmlns:aink="http://schemas.microsoft.com/office/drawing/2016/ink" xmlns:am3d="http://schemas.microsoft.com/office/drawing/2017/model3d" xmlns:o="urn:schemas-microsoft-com:office:office" xmlns:oel="http://schemas.microsoft.com/office/2019/extlst" xmlns:r="http://schemas.openxmlformats.org/officeDocument/2006/relationships" xmlns:m="http://schemas.openxmlformats.org/officeDocument/2006/math" xmlns:v="urn:schemas-microsoft-com:vml" xmlns:wp14="http://schemas.microsoft.com/office/word/2010/wordprocessingDrawing" xmlns:wp="http://schemas.openxmlformats.org/drawingml/2006/wordprocessingDrawing" xmlns:w10="urn:schemas-microsoft-com:office:word" xmlns:w="http://schemas.openxmlformats.org/wordprocessingml/2006/main" xmlns:w14="http://schemas.microsoft.com/office/word/2010/wordml" xmlns:w15="http://schemas.microsoft.com/office/word/2012/wordml" xmlns:w16cei="http://schemas.microsoft.com/office/word/2026/wordml/cei" xmlns:w16cex="http://schemas.microsoft.com/office/word/2018/wordml/cex" xmlns:w16cid="http://schemas.microsoft.com/office/word/2016/wordml/cid" xmlns:w16="http://schemas.microsoft.com/office/word/2018/wordml" xmlns:w16du="http://schemas.microsoft.com/office/word/2023/wordml/word16du" xmlns:w16sdtdh="http://schemas.microsoft.com/office/word/2020/wordml/sdtdatahash" xmlns:w16sdtfl="http://schemas.microsoft.com/office/word/2024/wordml/sdtformatlock" xmlns:w16se="http://schemas.microsoft.com/office/word/2015/wordml/symex" xmlns:wpg="http://schemas.microsoft.com/office/word/2010/wordprocessingGroup" xmlns:wpi="http://schemas.microsoft.com/office/word/2010/wordprocessingInk" xmlns:wne="http://schemas.microsoft.com/office/word/2006/wordml" xmlns:wps="http://schemas.microsoft.com/office/word/2010/wordprocessingShape" mc:Ignorable="w14 w15 w16se w16cid w16 w16cex w16sdtdh w16sdtfl w16du wp14">
+<w:document xmlns:wp14="http://schemas.microsoft.com/office/word/2010/wordprocessingDrawing" xmlns:w16du="http://schemas.microsoft.com/office/word/2023/wordml/word16du" xmlns:w16sdtfl="http://schemas.microsoft.com/office/word/2024/wordml/sdtformatlock" xmlns:w16sdtdh="http://schemas.microsoft.com/office/word/2020/wordml/sdtdatahash" xmlns:w16cex="http://schemas.microsoft.com/office/word/2018/wordml/cex" xmlns:w16="http://schemas.microsoft.com/office/word/2018/wordml" xmlns:w16cid="http://schemas.microsoft.com/office/word/2016/wordml/cid" xmlns:w16se="http://schemas.microsoft.com/office/word/2015/wordml/symex" xmlns:w15="http://schemas.microsoft.com/office/word/2012/wordml" xmlns:w14="http://schemas.microsoft.com/office/word/2010/wordml" xmlns:w="http://schemas.openxmlformats.org/wordprocessingml/2006/main" xmlns:mc="http://schemas.openxmlformats.org/markup-compatibility/2006" xmlns:r="http://schemas.openxmlformats.org/officeDocument/2006/relationships" mc:Ignorable="w14 w15 w16se w16cid w16 w16cex w16sdtdh w16sdtfl w16du wp14">
   <w:body>
     <w:p>
       <w:pPr>
@@ -2402,7 +2402,7 @@
                 <w:color w:val="FFFFFF"/>
                 <w:sz w:val="19"/>
               </w:rPr>
-              <w:t>Syllabus alignment</w:t>
+              <w:t>Syllabus content</w:t>
             </w:r>
           </w:p>
         </w:tc>
@@ -2430,7 +2430,7 @@
                 <w:color w:val="FFFFFF"/>
                 <w:sz w:val="19"/>
               </w:rPr>
-              <w:t>What the teacher checks</w:t>
+              <w:t>Evidence / outcomes</w:t>
             </w:r>
           </w:p>
         </w:tc>
@@ -2654,7 +2654,7 @@
                 <w:rFonts w:ascii="Aptos" w:hAnsi="Aptos"/>
                 <w:b/>
                 <w:color w:val="174829"/>
-                <w:sz w:val="18"/>
+                <w:sz w:val="19"/>
               </w:rPr>
               <w:t xml:space="preserve"> · INT5-PRO-01, INT5-INP-01, INT5-USE-01</w:t>
             </w:r>
@@ -2908,7 +2908,7 @@
                 <w:rFonts w:ascii="Aptos" w:hAnsi="Aptos"/>
                 <w:b/>
                 <w:color w:val="174829"/>
-                <w:sz w:val="18"/>
+                <w:sz w:val="19"/>
               </w:rPr>
               <w:t xml:space="preserve"> · INT5-PRO-01, INT5-INP-01, INT5-USE-01</w:t>
             </w:r>
@@ -3168,7 +3168,7 @@
                 <w:rFonts w:ascii="Aptos" w:hAnsi="Aptos"/>
                 <w:b/>
                 <w:color w:val="174829"/>
-                <w:sz w:val="18"/>
+                <w:sz w:val="19"/>
               </w:rPr>
               <w:t xml:space="preserve"> · INT5-PRO-01, INT5-INP-01, INT5-USE-01</w:t>
             </w:r>
@@ -3348,7 +3348,7 @@
                 <w:rFonts w:ascii="Aptos" w:hAnsi="Aptos"/>
                 <w:b/>
                 <w:color w:val="174829"/>
-                <w:sz w:val="18"/>
+                <w:sz w:val="19"/>
               </w:rPr>
               <w:t xml:space="preserve"> · INT5-SAF-01</w:t>
             </w:r>
@@ -3528,7 +3528,7 @@
                 <w:rFonts w:ascii="Aptos" w:hAnsi="Aptos"/>
                 <w:b/>
                 <w:color w:val="174829"/>
-                <w:sz w:val="18"/>
+                <w:sz w:val="19"/>
               </w:rPr>
               <w:t xml:space="preserve"> · INT5-PRO-01, INT5-INP-01, INT5-USE-01</w:t>
             </w:r>
@@ -3782,7 +3782,7 @@
                 <w:rFonts w:ascii="Aptos" w:hAnsi="Aptos"/>
                 <w:b/>
                 <w:color w:val="174829"/>
-                <w:sz w:val="18"/>
+                <w:sz w:val="19"/>
               </w:rPr>
               <w:t xml:space="preserve"> · INT5-PRO-01, INT5-INP-01, INT5-USE-01</w:t>
             </w:r>
@@ -4036,7 +4036,7 @@
                 <w:rFonts w:ascii="Aptos" w:hAnsi="Aptos"/>
                 <w:b/>
                 <w:color w:val="174829"/>
-                <w:sz w:val="18"/>
+                <w:sz w:val="19"/>
               </w:rPr>
               <w:t xml:space="preserve"> · INT5-USE-01, INT5-ENV-01</w:t>
             </w:r>
@@ -4275,7 +4275,7 @@
                 <w:rFonts w:ascii="Aptos" w:hAnsi="Aptos"/>
                 <w:b/>
                 <w:color w:val="174829"/>
-                <w:sz w:val="18"/>
+                <w:sz w:val="19"/>
               </w:rPr>
               <w:t xml:space="preserve"> · INT5-PRO-01, INT5-INP-01, INT5-USE-01</w:t>
             </w:r>
@@ -4455,7 +4455,7 @@
                 <w:rFonts w:ascii="Aptos" w:hAnsi="Aptos"/>
                 <w:b/>
                 <w:color w:val="174829"/>
-                <w:sz w:val="18"/>
+                <w:sz w:val="19"/>
               </w:rPr>
               <w:t xml:space="preserve"> · INT5-SAF-01</w:t>
             </w:r>
@@ -4635,7 +4635,7 @@
                 <w:rFonts w:ascii="Aptos" w:hAnsi="Aptos"/>
                 <w:b/>
                 <w:color w:val="174829"/>
-                <w:sz w:val="18"/>
+                <w:sz w:val="19"/>
               </w:rPr>
               <w:t xml:space="preserve"> · INT5-PRO-01, INT5-INP-01, INT5-USE-01</w:t>
             </w:r>
@@ -4897,7 +4897,7 @@
                 <w:color w:val="FFFFFF"/>
                 <w:sz w:val="19"/>
               </w:rPr>
-              <w:t>Syllabus alignment</w:t>
+              <w:t>Syllabus content</w:t>
             </w:r>
           </w:p>
         </w:tc>
@@ -4925,7 +4925,7 @@
                 <w:color w:val="FFFFFF"/>
                 <w:sz w:val="19"/>
               </w:rPr>
-              <w:t>What the teacher checks</w:t>
+              <w:t>Evidence / outcomes</w:t>
             </w:r>
           </w:p>
         </w:tc>
@@ -5149,7 +5149,7 @@
                 <w:rFonts w:ascii="Aptos" w:hAnsi="Aptos"/>
                 <w:b/>
                 <w:color w:val="174829"/>
-                <w:sz w:val="18"/>
+                <w:sz w:val="19"/>
               </w:rPr>
               <w:t xml:space="preserve"> · INT5-PRO-01, INT5-INP-01, INT5-USE-01</w:t>
             </w:r>
@@ -5403,7 +5403,7 @@
                 <w:rFonts w:ascii="Aptos" w:hAnsi="Aptos"/>
                 <w:b/>
                 <w:color w:val="174829"/>
-                <w:sz w:val="18"/>
+                <w:sz w:val="19"/>
               </w:rPr>
               <w:t xml:space="preserve"> · INT5-SAF-01</w:t>
             </w:r>
@@ -5642,7 +5642,7 @@
                 <w:rFonts w:ascii="Aptos" w:hAnsi="Aptos"/>
                 <w:b/>
                 <w:color w:val="174829"/>
-                <w:sz w:val="18"/>
+                <w:sz w:val="19"/>
               </w:rPr>
               <w:t xml:space="preserve"> · INT5-PRO-01, INT5-INP-01, INT5-USE-01</w:t>
             </w:r>
@@ -5822,7 +5822,7 @@
                 <w:rFonts w:ascii="Aptos" w:hAnsi="Aptos"/>
                 <w:b/>
                 <w:color w:val="174829"/>
-                <w:sz w:val="18"/>
+                <w:sz w:val="19"/>
               </w:rPr>
               <w:t xml:space="preserve"> · INT5-SAF-01</w:t>
             </w:r>
@@ -6002,7 +6002,7 @@
                 <w:rFonts w:ascii="Aptos" w:hAnsi="Aptos"/>
                 <w:b/>
                 <w:color w:val="174829"/>
-                <w:sz w:val="18"/>
+                <w:sz w:val="19"/>
               </w:rPr>
               <w:t xml:space="preserve"> · INT5-PRO-01, INT5-INP-01, INT5-USE-01</w:t>
             </w:r>
@@ -6256,7 +6256,7 @@
                 <w:rFonts w:ascii="Aptos" w:hAnsi="Aptos"/>
                 <w:b/>
                 <w:color w:val="174829"/>
-                <w:sz w:val="18"/>
+                <w:sz w:val="19"/>
               </w:rPr>
               <w:t xml:space="preserve"> · INT5-PRO-01, INT5-INP-01, INT5-USE-01</w:t>
             </w:r>
@@ -6510,7 +6510,7 @@
                 <w:rFonts w:ascii="Aptos" w:hAnsi="Aptos"/>
                 <w:b/>
                 <w:color w:val="174829"/>
-                <w:sz w:val="18"/>
+                <w:sz w:val="19"/>
               </w:rPr>
               <w:t xml:space="preserve"> · INT5-COM-01</w:t>
             </w:r>
@@ -6770,7 +6770,7 @@
                 <w:rFonts w:ascii="Aptos" w:hAnsi="Aptos"/>
                 <w:b/>
                 <w:color w:val="174829"/>
-                <w:sz w:val="18"/>
+                <w:sz w:val="19"/>
               </w:rPr>
               <w:t xml:space="preserve"> · INT5-PRO-01, INT5-INP-01, INT5-USE-01</w:t>
             </w:r>
@@ -6950,7 +6950,7 @@
                 <w:rFonts w:ascii="Aptos" w:hAnsi="Aptos"/>
                 <w:b/>
                 <w:color w:val="174829"/>
-                <w:sz w:val="18"/>
+                <w:sz w:val="19"/>
               </w:rPr>
               <w:t xml:space="preserve"> · INT5-SAF-01</w:t>
             </w:r>
@@ -7130,7 +7130,7 @@
                 <w:rFonts w:ascii="Aptos" w:hAnsi="Aptos"/>
                 <w:b/>
                 <w:color w:val="174829"/>
-                <w:sz w:val="18"/>
+                <w:sz w:val="19"/>
               </w:rPr>
               <w:t xml:space="preserve"> · INT5-PRO-01, INT5-INP-01, INT5-USE-01</w:t>
             </w:r>
@@ -7392,7 +7392,7 @@
                 <w:color w:val="FFFFFF"/>
                 <w:sz w:val="19"/>
               </w:rPr>
-              <w:t>Syllabus alignment</w:t>
+              <w:t>Syllabus content</w:t>
             </w:r>
           </w:p>
         </w:tc>
@@ -7420,7 +7420,7 @@
                 <w:color w:val="FFFFFF"/>
                 <w:sz w:val="19"/>
               </w:rPr>
-              <w:t>What the teacher checks</w:t>
+              <w:t>Evidence / outcomes</w:t>
             </w:r>
           </w:p>
         </w:tc>
@@ -7644,7 +7644,7 @@
                 <w:rFonts w:ascii="Aptos" w:hAnsi="Aptos"/>
                 <w:b/>
                 <w:color w:val="174829"/>
-                <w:sz w:val="18"/>
+                <w:sz w:val="19"/>
               </w:rPr>
               <w:t xml:space="preserve"> · INT5-DES-01, INT5-EVL-01, INT5-ENV-01</w:t>
             </w:r>
@@ -7898,7 +7898,7 @@
                 <w:rFonts w:ascii="Aptos" w:hAnsi="Aptos"/>
                 <w:b/>
                 <w:color w:val="174829"/>
-                <w:sz w:val="18"/>
+                <w:sz w:val="19"/>
               </w:rPr>
               <w:t xml:space="preserve"> · INT5-COM-01</w:t>
             </w:r>
@@ -8158,7 +8158,7 @@
                 <w:rFonts w:ascii="Aptos" w:hAnsi="Aptos"/>
                 <w:b/>
                 <w:color w:val="174829"/>
-                <w:sz w:val="18"/>
+                <w:sz w:val="19"/>
               </w:rPr>
               <w:t xml:space="preserve"> · INT5-PRO-01, INT5-INP-01, INT5-USE-01</w:t>
             </w:r>
@@ -8338,7 +8338,7 @@
                 <w:rFonts w:ascii="Aptos" w:hAnsi="Aptos"/>
                 <w:b/>
                 <w:color w:val="174829"/>
-                <w:sz w:val="18"/>
+                <w:sz w:val="19"/>
               </w:rPr>
               <w:t xml:space="preserve"> · INT5-SAF-01</w:t>
             </w:r>
@@ -8518,7 +8518,7 @@
                 <w:rFonts w:ascii="Aptos" w:hAnsi="Aptos"/>
                 <w:b/>
                 <w:color w:val="174829"/>
-                <w:sz w:val="18"/>
+                <w:sz w:val="19"/>
               </w:rPr>
               <w:t xml:space="preserve"> · INT5-PRO-01, INT5-INP-01, INT5-USE-01</w:t>
             </w:r>
@@ -8772,7 +8772,7 @@
                 <w:rFonts w:ascii="Aptos" w:hAnsi="Aptos"/>
                 <w:b/>
                 <w:color w:val="174829"/>
-                <w:sz w:val="18"/>
+                <w:sz w:val="19"/>
               </w:rPr>
               <w:t xml:space="preserve"> · INT5-DES-01, INT5-EVL-01, INT5-ENV-01</w:t>
             </w:r>
@@ -9026,7 +9026,7 @@
                 <w:rFonts w:ascii="Aptos" w:hAnsi="Aptos"/>
                 <w:b/>
                 <w:color w:val="174829"/>
-                <w:sz w:val="18"/>
+                <w:sz w:val="19"/>
               </w:rPr>
               <w:t xml:space="preserve"> · INT5-PRO-01, INT5-INP-01, INT5-USE-01</w:t>
             </w:r>
@@ -9286,7 +9286,7 @@
                 <w:rFonts w:ascii="Aptos" w:hAnsi="Aptos"/>
                 <w:b/>
                 <w:color w:val="174829"/>
-                <w:sz w:val="18"/>
+                <w:sz w:val="19"/>
               </w:rPr>
               <w:t xml:space="preserve"> · INT5-PRO-01, INT5-INP-01, INT5-USE-01</w:t>
             </w:r>
@@ -9466,7 +9466,7 @@
                 <w:rFonts w:ascii="Aptos" w:hAnsi="Aptos"/>
                 <w:b/>
                 <w:color w:val="174829"/>
-                <w:sz w:val="18"/>
+                <w:sz w:val="19"/>
               </w:rPr>
               <w:t xml:space="preserve"> · INT5-SAF-01</w:t>
             </w:r>
@@ -9646,7 +9646,7 @@
                 <w:rFonts w:ascii="Aptos" w:hAnsi="Aptos"/>
                 <w:b/>
                 <w:color w:val="174829"/>
-                <w:sz w:val="18"/>
+                <w:sz w:val="19"/>
               </w:rPr>
               <w:t xml:space="preserve"> · INT5-PRO-01, INT5-INP-01, INT5-USE-01</w:t>
             </w:r>
@@ -9908,7 +9908,7 @@
                 <w:color w:val="FFFFFF"/>
                 <w:sz w:val="19"/>
               </w:rPr>
-              <w:t>Syllabus alignment</w:t>
+              <w:t>Syllabus content</w:t>
             </w:r>
           </w:p>
         </w:tc>
@@ -9936,7 +9936,7 @@
                 <w:color w:val="FFFFFF"/>
                 <w:sz w:val="19"/>
               </w:rPr>
-              <w:t>What the teacher checks</w:t>
+              <w:t>Evidence / outcomes</w:t>
             </w:r>
           </w:p>
         </w:tc>
@@ -10160,7 +10160,7 @@
                 <w:rFonts w:ascii="Aptos" w:hAnsi="Aptos"/>
                 <w:b/>
                 <w:color w:val="174829"/>
-                <w:sz w:val="18"/>
+                <w:sz w:val="19"/>
               </w:rPr>
               <w:t xml:space="preserve"> · INT5-PRO-01, INT5-INP-01, INT5-USE-01</w:t>
             </w:r>
@@ -10414,7 +10414,7 @@
                 <w:rFonts w:ascii="Aptos" w:hAnsi="Aptos"/>
                 <w:b/>
                 <w:color w:val="174829"/>
-                <w:sz w:val="18"/>
+                <w:sz w:val="19"/>
               </w:rPr>
               <w:t xml:space="preserve"> · INT5-PRO-01, INT5-INP-01, INT5-USE-01</w:t>
             </w:r>
@@ -10674,7 +10674,7 @@
                 <w:rFonts w:ascii="Aptos" w:hAnsi="Aptos"/>
                 <w:b/>
                 <w:color w:val="174829"/>
-                <w:sz w:val="18"/>
+                <w:sz w:val="19"/>
               </w:rPr>
               <w:t xml:space="preserve"> · INT5-PRO-01, INT5-INP-01, INT5-USE-01</w:t>
             </w:r>
@@ -10854,7 +10854,7 @@
                 <w:rFonts w:ascii="Aptos" w:hAnsi="Aptos"/>
                 <w:b/>
                 <w:color w:val="174829"/>
-                <w:sz w:val="18"/>
+                <w:sz w:val="19"/>
               </w:rPr>
               <w:t xml:space="preserve"> · INT5-SAF-01</w:t>
             </w:r>
@@ -11034,7 +11034,7 @@
                 <w:rFonts w:ascii="Aptos" w:hAnsi="Aptos"/>
                 <w:b/>
                 <w:color w:val="174829"/>
-                <w:sz w:val="18"/>
+                <w:sz w:val="19"/>
               </w:rPr>
               <w:t xml:space="preserve"> · INT5-PRO-01, INT5-INP-01, INT5-USE-01</w:t>
             </w:r>
@@ -11288,7 +11288,7 @@
                 <w:rFonts w:ascii="Aptos" w:hAnsi="Aptos"/>
                 <w:b/>
                 <w:color w:val="174829"/>
-                <w:sz w:val="18"/>
+                <w:sz w:val="19"/>
               </w:rPr>
               <w:t xml:space="preserve"> · INT5-SAF-01</w:t>
             </w:r>
@@ -11542,7 +11542,7 @@
                 <w:rFonts w:ascii="Aptos" w:hAnsi="Aptos"/>
                 <w:b/>
                 <w:color w:val="174829"/>
-                <w:sz w:val="18"/>
+                <w:sz w:val="19"/>
               </w:rPr>
               <w:t xml:space="preserve"> · INT5-PRO-01, INT5-INP-01, INT5-USE-01</w:t>
             </w:r>
@@ -11802,7 +11802,7 @@
                 <w:rFonts w:ascii="Aptos" w:hAnsi="Aptos"/>
                 <w:b/>
                 <w:color w:val="174829"/>
-                <w:sz w:val="18"/>
+                <w:sz w:val="19"/>
               </w:rPr>
               <w:t xml:space="preserve"> · INT5-PRO-01, INT5-INP-01, INT5-USE-01</w:t>
             </w:r>
@@ -11982,7 +11982,7 @@
                 <w:rFonts w:ascii="Aptos" w:hAnsi="Aptos"/>
                 <w:b/>
                 <w:color w:val="174829"/>
-                <w:sz w:val="18"/>
+                <w:sz w:val="19"/>
               </w:rPr>
               <w:t xml:space="preserve"> · INT5-SAF-01</w:t>
             </w:r>
@@ -12162,7 +12162,7 @@
                 <w:rFonts w:ascii="Aptos" w:hAnsi="Aptos"/>
                 <w:b/>
                 <w:color w:val="174829"/>
-                <w:sz w:val="18"/>
+                <w:sz w:val="19"/>
               </w:rPr>
               <w:t xml:space="preserve"> · INT5-PRO-01, INT5-INP-01, INT5-USE-01</w:t>
             </w:r>
@@ -12424,7 +12424,7 @@
                 <w:color w:val="FFFFFF"/>
                 <w:sz w:val="19"/>
               </w:rPr>
-              <w:t>Syllabus alignment</w:t>
+              <w:t>Syllabus content</w:t>
             </w:r>
           </w:p>
         </w:tc>
@@ -12452,7 +12452,7 @@
                 <w:color w:val="FFFFFF"/>
                 <w:sz w:val="19"/>
               </w:rPr>
-              <w:t>What the teacher checks</w:t>
+              <w:t>Evidence / outcomes</w:t>
             </w:r>
           </w:p>
         </w:tc>
@@ -12676,7 +12676,7 @@
                 <w:rFonts w:ascii="Aptos" w:hAnsi="Aptos"/>
                 <w:b/>
                 <w:color w:val="174829"/>
-                <w:sz w:val="18"/>
+                <w:sz w:val="19"/>
               </w:rPr>
               <w:t xml:space="preserve"> · INT5-DES-01, INT5-EVL-01, INT5-ENV-01</w:t>
             </w:r>
@@ -12930,7 +12930,7 @@
                 <w:rFonts w:ascii="Aptos" w:hAnsi="Aptos"/>
                 <w:b/>
                 <w:color w:val="174829"/>
-                <w:sz w:val="18"/>
+                <w:sz w:val="19"/>
               </w:rPr>
               <w:t xml:space="preserve"> · INT5-PRO-01, INT5-INP-01, INT5-USE-01</w:t>
             </w:r>
@@ -13190,7 +13190,7 @@
                 <w:rFonts w:ascii="Aptos" w:hAnsi="Aptos"/>
                 <w:b/>
                 <w:color w:val="174829"/>
-                <w:sz w:val="18"/>
+                <w:sz w:val="19"/>
               </w:rPr>
               <w:t xml:space="preserve"> · INT5-PRO-01, INT5-INP-01, INT5-USE-01</w:t>
             </w:r>
@@ -13370,7 +13370,7 @@
                 <w:rFonts w:ascii="Aptos" w:hAnsi="Aptos"/>
                 <w:b/>
                 <w:color w:val="174829"/>
-                <w:sz w:val="18"/>
+                <w:sz w:val="19"/>
               </w:rPr>
               <w:t xml:space="preserve"> · INT5-SAF-01</w:t>
             </w:r>
@@ -13550,7 +13550,7 @@
                 <w:rFonts w:ascii="Aptos" w:hAnsi="Aptos"/>
                 <w:b/>
                 <w:color w:val="174829"/>
-                <w:sz w:val="18"/>
+                <w:sz w:val="19"/>
               </w:rPr>
               <w:t xml:space="preserve"> · INT5-PRO-01, INT5-INP-01, INT5-USE-01</w:t>
             </w:r>
@@ -13804,7 +13804,7 @@
                 <w:rFonts w:ascii="Aptos" w:hAnsi="Aptos"/>
                 <w:b/>
                 <w:color w:val="174829"/>
-                <w:sz w:val="18"/>
+                <w:sz w:val="19"/>
               </w:rPr>
               <w:t xml:space="preserve"> · INT5-PRO-01, INT5-INP-01, INT5-USE-01</w:t>
             </w:r>
@@ -14058,7 +14058,7 @@
                 <w:rFonts w:ascii="Aptos" w:hAnsi="Aptos"/>
                 <w:b/>
                 <w:color w:val="174829"/>
-                <w:sz w:val="18"/>
+                <w:sz w:val="19"/>
               </w:rPr>
               <w:t xml:space="preserve"> · INT5-PRO-01, INT5-INP-01, INT5-USE-01</w:t>
             </w:r>
@@ -14318,7 +14318,7 @@
                 <w:rFonts w:ascii="Aptos" w:hAnsi="Aptos"/>
                 <w:b/>
                 <w:color w:val="174829"/>
-                <w:sz w:val="18"/>
+                <w:sz w:val="19"/>
               </w:rPr>
               <w:t xml:space="preserve"> · INT5-PRO-01, INT5-INP-01, INT5-USE-01</w:t>
             </w:r>
@@ -14498,7 +14498,7 @@
                 <w:rFonts w:ascii="Aptos" w:hAnsi="Aptos"/>
                 <w:b/>
                 <w:color w:val="174829"/>
-                <w:sz w:val="18"/>
+                <w:sz w:val="19"/>
               </w:rPr>
               <w:t xml:space="preserve"> · INT5-SAF-01</w:t>
             </w:r>
@@ -14678,7 +14678,7 @@
                 <w:rFonts w:ascii="Aptos" w:hAnsi="Aptos"/>
                 <w:b/>
                 <w:color w:val="174829"/>
-                <w:sz w:val="18"/>
+                <w:sz w:val="19"/>
               </w:rPr>
               <w:t xml:space="preserve"> · INT5-PRO-01, INT5-INP-01, INT5-USE-01</w:t>
             </w:r>
